--- a/Advanced Programming/AdvProg1_Templates_Metaprogramming.docx
+++ b/Advanced Programming/AdvProg1_Templates_Metaprogramming.docx
@@ -45,7 +45,29 @@
           <w:sz w:val="19"/>
           <w:szCs w:val="19"/>
         </w:rPr>
-        <w:t>Advanced Programming — CS MSc Final Exam  |  Part 1: Learn it   Part 2: Exam Q&amp;A</w:t>
+        <w:t xml:space="preserve">Advanced Programming — CS MSc Final </w:t>
+      </w:r>
+      <w:proofErr w:type="gramStart"/>
+      <w:r>
+        <w:rPr>
+          <w:i/>
+          <w:iCs/>
+          <w:color w:val="999999"/>
+          <w:sz w:val="19"/>
+          <w:szCs w:val="19"/>
+        </w:rPr>
+        <w:t>Exam  |</w:t>
+      </w:r>
+      <w:proofErr w:type="gramEnd"/>
+      <w:r>
+        <w:rPr>
+          <w:i/>
+          <w:iCs/>
+          <w:color w:val="999999"/>
+          <w:sz w:val="19"/>
+          <w:szCs w:val="19"/>
+        </w:rPr>
+        <w:t xml:space="preserve">  Part 1: Learn it   Part 2: Exam Q&amp;A</w:t>
       </w:r>
     </w:p>
     <w:p>
@@ -135,12 +157,6 @@
         <w:gridCol w:w="9360"/>
       </w:tblGrid>
       <w:tr>
-        <w:tblPrEx>
-          <w:tblCellMar>
-            <w:top w:w="0" w:type="dxa"/>
-            <w:bottom w:w="0" w:type="dxa"/>
-          </w:tblCellMar>
-        </w:tblPrEx>
         <w:tc>
           <w:tcPr>
             <w:tcW w:w="0" w:type="auto"/>
@@ -167,7 +183,61 @@
                 <w:sz w:val="20"/>
                 <w:szCs w:val="20"/>
               </w:rPr>
-              <w:t>Without generics: you write swap(int, int), swap(double, double), swap(string, string) ...</w:t>
+              <w:t xml:space="preserve">Without generics: you write </w:t>
+            </w:r>
+            <w:proofErr w:type="gramStart"/>
+            <w:r>
+              <w:rPr>
+                <w:color w:val="1A5276"/>
+                <w:sz w:val="20"/>
+                <w:szCs w:val="20"/>
+              </w:rPr>
+              <w:t>swap(</w:t>
+            </w:r>
+            <w:proofErr w:type="gramEnd"/>
+            <w:r>
+              <w:rPr>
+                <w:color w:val="1A5276"/>
+                <w:sz w:val="20"/>
+                <w:szCs w:val="20"/>
+              </w:rPr>
+              <w:t xml:space="preserve">int, int), </w:t>
+            </w:r>
+            <w:proofErr w:type="gramStart"/>
+            <w:r>
+              <w:rPr>
+                <w:color w:val="1A5276"/>
+                <w:sz w:val="20"/>
+                <w:szCs w:val="20"/>
+              </w:rPr>
+              <w:t>swap(</w:t>
+            </w:r>
+            <w:proofErr w:type="gramEnd"/>
+            <w:r>
+              <w:rPr>
+                <w:color w:val="1A5276"/>
+                <w:sz w:val="20"/>
+                <w:szCs w:val="20"/>
+              </w:rPr>
+              <w:t xml:space="preserve">double, double), </w:t>
+            </w:r>
+            <w:proofErr w:type="gramStart"/>
+            <w:r>
+              <w:rPr>
+                <w:color w:val="1A5276"/>
+                <w:sz w:val="20"/>
+                <w:szCs w:val="20"/>
+              </w:rPr>
+              <w:t>swap(</w:t>
+            </w:r>
+            <w:proofErr w:type="gramEnd"/>
+            <w:r>
+              <w:rPr>
+                <w:color w:val="1A5276"/>
+                <w:sz w:val="20"/>
+                <w:szCs w:val="20"/>
+              </w:rPr>
+              <w:t>string, string) ...</w:t>
             </w:r>
           </w:p>
           <w:p>
@@ -180,7 +250,25 @@
                 <w:sz w:val="20"/>
                 <w:szCs w:val="20"/>
               </w:rPr>
-              <w:t>With generics: you write swap(T, T) once. The compiler generates the right version for each type.</w:t>
+              <w:t xml:space="preserve">With generics: you write </w:t>
+            </w:r>
+            <w:proofErr w:type="gramStart"/>
+            <w:r>
+              <w:rPr>
+                <w:color w:val="1A5276"/>
+                <w:sz w:val="20"/>
+                <w:szCs w:val="20"/>
+              </w:rPr>
+              <w:t>swap(</w:t>
+            </w:r>
+            <w:proofErr w:type="gramEnd"/>
+            <w:r>
+              <w:rPr>
+                <w:color w:val="1A5276"/>
+                <w:sz w:val="20"/>
+                <w:szCs w:val="20"/>
+              </w:rPr>
+              <w:t>T, T) once. The compiler generates the right version for each type.</w:t>
             </w:r>
           </w:p>
           <w:p>
@@ -237,8 +325,13 @@
       <w:pPr>
         <w:spacing w:before="46" w:after="46"/>
       </w:pPr>
-      <w:r>
-        <w:t>A template is a blueprint. You write the code once with a placeholder type T. When you use it with a real type (int, double, etc.), the compiler generates the actual code for that type. This is called template instantiation.</w:t>
+      <w:proofErr w:type="gramStart"/>
+      <w:r>
+        <w:t>A template</w:t>
+      </w:r>
+      <w:proofErr w:type="gramEnd"/>
+      <w:r>
+        <w:t xml:space="preserve"> is a blueprint. You write the code once with a placeholder type T. When you use it with a real type (int, double, etc.), the compiler generates the actual code for that type. This is called template instantiation.</w:t>
       </w:r>
     </w:p>
     <w:p>
@@ -267,7 +360,15 @@
         <w:spacing w:before="46" w:after="46"/>
       </w:pPr>
       <w:r>
-        <w:t>Write a function that works for any type T:</w:t>
+        <w:t xml:space="preserve">Write a function that works for any </w:t>
+      </w:r>
+      <w:proofErr w:type="gramStart"/>
+      <w:r>
+        <w:t>type</w:t>
+      </w:r>
+      <w:proofErr w:type="gramEnd"/>
+      <w:r>
+        <w:t xml:space="preserve"> T:</w:t>
       </w:r>
     </w:p>
     <w:p>
@@ -317,8 +418,39 @@
           <w:sz w:val="19"/>
           <w:szCs w:val="19"/>
         </w:rPr>
-        <w:t>T max(T a, T b) {</w:t>
-      </w:r>
+        <w:t xml:space="preserve">T </w:t>
+      </w:r>
+      <w:proofErr w:type="gramStart"/>
+      <w:r>
+        <w:rPr>
+          <w:rFonts w:ascii="Courier New" w:eastAsia="Courier New" w:hAnsi="Courier New" w:cs="Courier New"/>
+          <w:color w:val="1F4E79"/>
+          <w:sz w:val="19"/>
+          <w:szCs w:val="19"/>
+        </w:rPr>
+        <w:t>max(</w:t>
+      </w:r>
+      <w:proofErr w:type="gramEnd"/>
+      <w:r>
+        <w:rPr>
+          <w:rFonts w:ascii="Courier New" w:eastAsia="Courier New" w:hAnsi="Courier New" w:cs="Courier New"/>
+          <w:color w:val="1F4E79"/>
+          <w:sz w:val="19"/>
+          <w:szCs w:val="19"/>
+        </w:rPr>
+        <w:t xml:space="preserve">T a, T </w:t>
+      </w:r>
+      <w:proofErr w:type="gramStart"/>
+      <w:r>
+        <w:rPr>
+          <w:rFonts w:ascii="Courier New" w:eastAsia="Courier New" w:hAnsi="Courier New" w:cs="Courier New"/>
+          <w:color w:val="1F4E79"/>
+          <w:sz w:val="19"/>
+          <w:szCs w:val="19"/>
+        </w:rPr>
+        <w:t>b) {</w:t>
+      </w:r>
+      <w:proofErr w:type="gramEnd"/>
     </w:p>
     <w:p>
       <w:pPr>
@@ -332,7 +464,47 @@
           <w:sz w:val="19"/>
           <w:szCs w:val="19"/>
         </w:rPr>
-        <w:t xml:space="preserve">    return (a &gt; b) ? a : b;</w:t>
+        <w:t xml:space="preserve">    return (a &gt; b</w:t>
+      </w:r>
+      <w:proofErr w:type="gramStart"/>
+      <w:r>
+        <w:rPr>
+          <w:rFonts w:ascii="Courier New" w:eastAsia="Courier New" w:hAnsi="Courier New" w:cs="Courier New"/>
+          <w:color w:val="1F4E79"/>
+          <w:sz w:val="19"/>
+          <w:szCs w:val="19"/>
+        </w:rPr>
+        <w:t>) ?</w:t>
+      </w:r>
+      <w:proofErr w:type="gramEnd"/>
+      <w:r>
+        <w:rPr>
+          <w:rFonts w:ascii="Courier New" w:eastAsia="Courier New" w:hAnsi="Courier New" w:cs="Courier New"/>
+          <w:color w:val="1F4E79"/>
+          <w:sz w:val="19"/>
+          <w:szCs w:val="19"/>
+        </w:rPr>
+        <w:t xml:space="preserve"> </w:t>
+      </w:r>
+      <w:proofErr w:type="gramStart"/>
+      <w:r>
+        <w:rPr>
+          <w:rFonts w:ascii="Courier New" w:eastAsia="Courier New" w:hAnsi="Courier New" w:cs="Courier New"/>
+          <w:color w:val="1F4E79"/>
+          <w:sz w:val="19"/>
+          <w:szCs w:val="19"/>
+        </w:rPr>
+        <w:t>a :</w:t>
+      </w:r>
+      <w:proofErr w:type="gramEnd"/>
+      <w:r>
+        <w:rPr>
+          <w:rFonts w:ascii="Courier New" w:eastAsia="Courier New" w:hAnsi="Courier New" w:cs="Courier New"/>
+          <w:color w:val="1F4E79"/>
+          <w:sz w:val="19"/>
+          <w:szCs w:val="19"/>
+        </w:rPr>
+        <w:t xml:space="preserve"> b;</w:t>
       </w:r>
     </w:p>
     <w:p>
@@ -360,7 +532,47 @@
         <w:spacing w:before="46" w:after="46"/>
       </w:pPr>
       <w:r>
-        <w:t>Usage: max(3, 5) → compiler generates max(int, int). max(3.1, 2.7) → generates max(double, double). The type T is deduced automatically from the arguments.</w:t>
+        <w:t xml:space="preserve">Usage: </w:t>
+      </w:r>
+      <w:proofErr w:type="gramStart"/>
+      <w:r>
+        <w:t>max(</w:t>
+      </w:r>
+      <w:proofErr w:type="gramEnd"/>
+      <w:r>
+        <w:t xml:space="preserve">3, 5) → compiler generates </w:t>
+      </w:r>
+      <w:proofErr w:type="gramStart"/>
+      <w:r>
+        <w:t>max(</w:t>
+      </w:r>
+      <w:proofErr w:type="gramEnd"/>
+      <w:r>
+        <w:t xml:space="preserve">int, int). </w:t>
+      </w:r>
+      <w:proofErr w:type="gramStart"/>
+      <w:r>
+        <w:t>max(</w:t>
+      </w:r>
+      <w:proofErr w:type="gramEnd"/>
+      <w:r>
+        <w:t xml:space="preserve">3.1, 2.7) → generates </w:t>
+      </w:r>
+      <w:proofErr w:type="gramStart"/>
+      <w:r>
+        <w:t>max(</w:t>
+      </w:r>
+      <w:proofErr w:type="gramEnd"/>
+      <w:r>
+        <w:t xml:space="preserve">double, double). </w:t>
+      </w:r>
+      <w:proofErr w:type="gramStart"/>
+      <w:r>
+        <w:t>The type</w:t>
+      </w:r>
+      <w:proofErr w:type="gramEnd"/>
+      <w:r>
+        <w:t xml:space="preserve"> T is deduced automatically from the arguments.</w:t>
       </w:r>
     </w:p>
     <w:p>
@@ -454,7 +666,27 @@
           <w:sz w:val="19"/>
           <w:szCs w:val="19"/>
         </w:rPr>
-        <w:t xml:space="preserve">    T data[100];</w:t>
+        <w:t xml:space="preserve">    T </w:t>
+      </w:r>
+      <w:proofErr w:type="gramStart"/>
+      <w:r>
+        <w:rPr>
+          <w:rFonts w:ascii="Courier New" w:eastAsia="Courier New" w:hAnsi="Courier New" w:cs="Courier New"/>
+          <w:color w:val="1F4E79"/>
+          <w:sz w:val="19"/>
+          <w:szCs w:val="19"/>
+        </w:rPr>
+        <w:t>data[</w:t>
+      </w:r>
+      <w:proofErr w:type="gramEnd"/>
+      <w:r>
+        <w:rPr>
+          <w:rFonts w:ascii="Courier New" w:eastAsia="Courier New" w:hAnsi="Courier New" w:cs="Courier New"/>
+          <w:color w:val="1F4E79"/>
+          <w:sz w:val="19"/>
+          <w:szCs w:val="19"/>
+        </w:rPr>
+        <w:t>100];</w:t>
       </w:r>
     </w:p>
     <w:p>
@@ -499,7 +731,27 @@
           <w:sz w:val="19"/>
           <w:szCs w:val="19"/>
         </w:rPr>
-        <w:t xml:space="preserve">    void push(T </w:t>
+        <w:t xml:space="preserve">    void </w:t>
+      </w:r>
+      <w:proofErr w:type="gramStart"/>
+      <w:r>
+        <w:rPr>
+          <w:rFonts w:ascii="Courier New" w:eastAsia="Courier New" w:hAnsi="Courier New" w:cs="Courier New"/>
+          <w:color w:val="1F4E79"/>
+          <w:sz w:val="19"/>
+          <w:szCs w:val="19"/>
+        </w:rPr>
+        <w:t>push(</w:t>
+      </w:r>
+      <w:proofErr w:type="gramEnd"/>
+      <w:r>
+        <w:rPr>
+          <w:rFonts w:ascii="Courier New" w:eastAsia="Courier New" w:hAnsi="Courier New" w:cs="Courier New"/>
+          <w:color w:val="1F4E79"/>
+          <w:sz w:val="19"/>
+          <w:szCs w:val="19"/>
+        </w:rPr>
+        <w:t xml:space="preserve">T </w:t>
       </w:r>
       <w:proofErr w:type="spellStart"/>
       <w:r>
@@ -519,7 +771,27 @@
           <w:sz w:val="19"/>
           <w:szCs w:val="19"/>
         </w:rPr>
-        <w:t xml:space="preserve">) { data[top++] = </w:t>
+        <w:t xml:space="preserve">) </w:t>
+      </w:r>
+      <w:proofErr w:type="gramStart"/>
+      <w:r>
+        <w:rPr>
+          <w:rFonts w:ascii="Courier New" w:eastAsia="Courier New" w:hAnsi="Courier New" w:cs="Courier New"/>
+          <w:color w:val="1F4E79"/>
+          <w:sz w:val="19"/>
+          <w:szCs w:val="19"/>
+        </w:rPr>
+        <w:t>{ data</w:t>
+      </w:r>
+      <w:proofErr w:type="gramEnd"/>
+      <w:r>
+        <w:rPr>
+          <w:rFonts w:ascii="Courier New" w:eastAsia="Courier New" w:hAnsi="Courier New" w:cs="Courier New"/>
+          <w:color w:val="1F4E79"/>
+          <w:sz w:val="19"/>
+          <w:szCs w:val="19"/>
+        </w:rPr>
+        <w:t xml:space="preserve">[top++] = </w:t>
       </w:r>
       <w:proofErr w:type="spellStart"/>
       <w:r>
@@ -532,6 +804,7 @@
         <w:t>val</w:t>
       </w:r>
       <w:proofErr w:type="spellEnd"/>
+      <w:proofErr w:type="gramStart"/>
       <w:r>
         <w:rPr>
           <w:rFonts w:ascii="Courier New" w:eastAsia="Courier New" w:hAnsi="Courier New" w:cs="Courier New"/>
@@ -541,6 +814,7 @@
         </w:rPr>
         <w:t>; }</w:t>
       </w:r>
+      <w:proofErr w:type="gramEnd"/>
     </w:p>
     <w:p>
       <w:pPr>
@@ -554,8 +828,79 @@
           <w:sz w:val="19"/>
           <w:szCs w:val="19"/>
         </w:rPr>
-        <w:t xml:space="preserve">    T pop()          { return data[--top]; }</w:t>
-      </w:r>
+        <w:t xml:space="preserve">    T </w:t>
+      </w:r>
+      <w:proofErr w:type="gramStart"/>
+      <w:r>
+        <w:rPr>
+          <w:rFonts w:ascii="Courier New" w:eastAsia="Courier New" w:hAnsi="Courier New" w:cs="Courier New"/>
+          <w:color w:val="1F4E79"/>
+          <w:sz w:val="19"/>
+          <w:szCs w:val="19"/>
+        </w:rPr>
+        <w:t>pop(</w:t>
+      </w:r>
+      <w:proofErr w:type="gramEnd"/>
+      <w:r>
+        <w:rPr>
+          <w:rFonts w:ascii="Courier New" w:eastAsia="Courier New" w:hAnsi="Courier New" w:cs="Courier New"/>
+          <w:color w:val="1F4E79"/>
+          <w:sz w:val="19"/>
+          <w:szCs w:val="19"/>
+        </w:rPr>
+        <w:t xml:space="preserve">)       </w:t>
+      </w:r>
+      <w:proofErr w:type="gramStart"/>
+      <w:r>
+        <w:rPr>
+          <w:rFonts w:ascii="Courier New" w:eastAsia="Courier New" w:hAnsi="Courier New" w:cs="Courier New"/>
+          <w:color w:val="1F4E79"/>
+          <w:sz w:val="19"/>
+          <w:szCs w:val="19"/>
+        </w:rPr>
+        <w:t xml:space="preserve">   {</w:t>
+      </w:r>
+      <w:proofErr w:type="gramEnd"/>
+      <w:r>
+        <w:rPr>
+          <w:rFonts w:ascii="Courier New" w:eastAsia="Courier New" w:hAnsi="Courier New" w:cs="Courier New"/>
+          <w:color w:val="1F4E79"/>
+          <w:sz w:val="19"/>
+          <w:szCs w:val="19"/>
+        </w:rPr>
+        <w:t xml:space="preserve"> return </w:t>
+      </w:r>
+      <w:proofErr w:type="gramStart"/>
+      <w:r>
+        <w:rPr>
+          <w:rFonts w:ascii="Courier New" w:eastAsia="Courier New" w:hAnsi="Courier New" w:cs="Courier New"/>
+          <w:color w:val="1F4E79"/>
+          <w:sz w:val="19"/>
+          <w:szCs w:val="19"/>
+        </w:rPr>
+        <w:t>data[</w:t>
+      </w:r>
+      <w:proofErr w:type="gramEnd"/>
+      <w:r>
+        <w:rPr>
+          <w:rFonts w:ascii="Courier New" w:eastAsia="Courier New" w:hAnsi="Courier New" w:cs="Courier New"/>
+          <w:color w:val="1F4E79"/>
+          <w:sz w:val="19"/>
+          <w:szCs w:val="19"/>
+        </w:rPr>
+        <w:t>--top]</w:t>
+      </w:r>
+      <w:proofErr w:type="gramStart"/>
+      <w:r>
+        <w:rPr>
+          <w:rFonts w:ascii="Courier New" w:eastAsia="Courier New" w:hAnsi="Courier New" w:cs="Courier New"/>
+          <w:color w:val="1F4E79"/>
+          <w:sz w:val="19"/>
+          <w:szCs w:val="19"/>
+        </w:rPr>
+        <w:t>; }</w:t>
+      </w:r>
+      <w:proofErr w:type="gramEnd"/>
     </w:p>
     <w:p>
       <w:pPr>
@@ -582,7 +927,15 @@
         <w:spacing w:before="46" w:after="46"/>
       </w:pPr>
       <w:r>
-        <w:t>Usage: Stack&lt;int&gt; s1; Stack&lt;double&gt; s2; Stack&lt;string&gt; s3; — each is a separate type.</w:t>
+        <w:t xml:space="preserve">Usage: Stack&lt;int&gt; s1; Stack&lt;double&gt; s2; Stack&lt;string&gt; </w:t>
+      </w:r>
+      <w:proofErr w:type="gramStart"/>
+      <w:r>
+        <w:t>s3; —</w:t>
+      </w:r>
+      <w:proofErr w:type="gramEnd"/>
+      <w:r>
+        <w:t xml:space="preserve"> each is a separate type.</w:t>
       </w:r>
     </w:p>
     <w:p>
@@ -675,8 +1028,39 @@
           <w:sz w:val="19"/>
           <w:szCs w:val="19"/>
         </w:rPr>
-        <w:t>const char* max&lt;const char*&gt;(const char* a, const char* b) {</w:t>
-      </w:r>
+        <w:t>const char* max&lt;const char*</w:t>
+      </w:r>
+      <w:proofErr w:type="gramStart"/>
+      <w:r>
+        <w:rPr>
+          <w:rFonts w:ascii="Courier New" w:eastAsia="Courier New" w:hAnsi="Courier New" w:cs="Courier New"/>
+          <w:color w:val="1F4E79"/>
+          <w:sz w:val="19"/>
+          <w:szCs w:val="19"/>
+        </w:rPr>
+        <w:t>&gt;(</w:t>
+      </w:r>
+      <w:proofErr w:type="gramEnd"/>
+      <w:r>
+        <w:rPr>
+          <w:rFonts w:ascii="Courier New" w:eastAsia="Courier New" w:hAnsi="Courier New" w:cs="Courier New"/>
+          <w:color w:val="1F4E79"/>
+          <w:sz w:val="19"/>
+          <w:szCs w:val="19"/>
+        </w:rPr>
+        <w:t xml:space="preserve">const char* a, const char* </w:t>
+      </w:r>
+      <w:proofErr w:type="gramStart"/>
+      <w:r>
+        <w:rPr>
+          <w:rFonts w:ascii="Courier New" w:eastAsia="Courier New" w:hAnsi="Courier New" w:cs="Courier New"/>
+          <w:color w:val="1F4E79"/>
+          <w:sz w:val="19"/>
+          <w:szCs w:val="19"/>
+        </w:rPr>
+        <w:t>b) {</w:t>
+      </w:r>
+      <w:proofErr w:type="gramEnd"/>
     </w:p>
     <w:p>
       <w:pPr>
@@ -693,6 +1077,7 @@
         <w:t xml:space="preserve">    return </w:t>
       </w:r>
       <w:proofErr w:type="spellStart"/>
+      <w:proofErr w:type="gramStart"/>
       <w:r>
         <w:rPr>
           <w:rFonts w:ascii="Courier New" w:eastAsia="Courier New" w:hAnsi="Courier New" w:cs="Courier New"/>
@@ -710,7 +1095,77 @@
           <w:sz w:val="19"/>
           <w:szCs w:val="19"/>
         </w:rPr>
-        <w:t>(a, b) &gt; 0 ? a : b;  // compare strings correctly</w:t>
+        <w:t>(</w:t>
+      </w:r>
+      <w:proofErr w:type="gramEnd"/>
+      <w:r>
+        <w:rPr>
+          <w:rFonts w:ascii="Courier New" w:eastAsia="Courier New" w:hAnsi="Courier New" w:cs="Courier New"/>
+          <w:color w:val="1F4E79"/>
+          <w:sz w:val="19"/>
+          <w:szCs w:val="19"/>
+        </w:rPr>
+        <w:t xml:space="preserve">a, b) &gt; </w:t>
+      </w:r>
+      <w:proofErr w:type="gramStart"/>
+      <w:r>
+        <w:rPr>
+          <w:rFonts w:ascii="Courier New" w:eastAsia="Courier New" w:hAnsi="Courier New" w:cs="Courier New"/>
+          <w:color w:val="1F4E79"/>
+          <w:sz w:val="19"/>
+          <w:szCs w:val="19"/>
+        </w:rPr>
+        <w:t>0 ?</w:t>
+      </w:r>
+      <w:proofErr w:type="gramEnd"/>
+      <w:r>
+        <w:rPr>
+          <w:rFonts w:ascii="Courier New" w:eastAsia="Courier New" w:hAnsi="Courier New" w:cs="Courier New"/>
+          <w:color w:val="1F4E79"/>
+          <w:sz w:val="19"/>
+          <w:szCs w:val="19"/>
+        </w:rPr>
+        <w:t xml:space="preserve"> </w:t>
+      </w:r>
+      <w:proofErr w:type="gramStart"/>
+      <w:r>
+        <w:rPr>
+          <w:rFonts w:ascii="Courier New" w:eastAsia="Courier New" w:hAnsi="Courier New" w:cs="Courier New"/>
+          <w:color w:val="1F4E79"/>
+          <w:sz w:val="19"/>
+          <w:szCs w:val="19"/>
+        </w:rPr>
+        <w:t>a :</w:t>
+      </w:r>
+      <w:proofErr w:type="gramEnd"/>
+      <w:r>
+        <w:rPr>
+          <w:rFonts w:ascii="Courier New" w:eastAsia="Courier New" w:hAnsi="Courier New" w:cs="Courier New"/>
+          <w:color w:val="1F4E79"/>
+          <w:sz w:val="19"/>
+          <w:szCs w:val="19"/>
+        </w:rPr>
+        <w:t xml:space="preserve"> </w:t>
+      </w:r>
+      <w:proofErr w:type="gramStart"/>
+      <w:r>
+        <w:rPr>
+          <w:rFonts w:ascii="Courier New" w:eastAsia="Courier New" w:hAnsi="Courier New" w:cs="Courier New"/>
+          <w:color w:val="1F4E79"/>
+          <w:sz w:val="19"/>
+          <w:szCs w:val="19"/>
+        </w:rPr>
+        <w:t>b;  /</w:t>
+      </w:r>
+      <w:proofErr w:type="gramEnd"/>
+      <w:r>
+        <w:rPr>
+          <w:rFonts w:ascii="Courier New" w:eastAsia="Courier New" w:hAnsi="Courier New" w:cs="Courier New"/>
+          <w:color w:val="1F4E79"/>
+          <w:sz w:val="19"/>
+          <w:szCs w:val="19"/>
+        </w:rPr>
+        <w:t>/ compare strings correctly</w:t>
       </w:r>
     </w:p>
     <w:p>
@@ -747,10 +1202,18 @@
         <w:t xml:space="preserve">: </w:t>
       </w:r>
       <w:r>
-        <w:t>specialize</w:t>
-      </w:r>
-      <w:r>
-        <w:t xml:space="preserve"> for a family of types (e.g. all pointer types T*).</w:t>
+        <w:t>specializes</w:t>
+      </w:r>
+      <w:r>
+        <w:t xml:space="preserve"> </w:t>
+      </w:r>
+      <w:proofErr w:type="gramStart"/>
+      <w:r>
+        <w:t>for</w:t>
+      </w:r>
+      <w:proofErr w:type="gramEnd"/>
+      <w:r>
+        <w:t xml:space="preserve"> a family of types (e.g. all pointer types T*).</w:t>
       </w:r>
     </w:p>
     <w:p>
@@ -797,12 +1260,6 @@
         <w:gridCol w:w="3680"/>
       </w:tblGrid>
       <w:tr>
-        <w:tblPrEx>
-          <w:tblCellMar>
-            <w:top w:w="0" w:type="dxa"/>
-            <w:bottom w:w="0" w:type="dxa"/>
-          </w:tblCellMar>
-        </w:tblPrEx>
         <w:trPr>
           <w:tblHeader/>
         </w:trPr>
@@ -898,12 +1355,6 @@
         </w:tc>
       </w:tr>
       <w:tr>
-        <w:tblPrEx>
-          <w:tblCellMar>
-            <w:top w:w="0" w:type="dxa"/>
-            <w:bottom w:w="0" w:type="dxa"/>
-          </w:tblCellMar>
-        </w:tblPrEx>
         <w:tc>
           <w:tcPr>
             <w:tcW w:w="2600" w:type="dxa"/>
@@ -1003,12 +1454,6 @@
         </w:tc>
       </w:tr>
       <w:tr>
-        <w:tblPrEx>
-          <w:tblCellMar>
-            <w:top w:w="0" w:type="dxa"/>
-            <w:bottom w:w="0" w:type="dxa"/>
-          </w:tblCellMar>
-        </w:tblPrEx>
         <w:tc>
           <w:tcPr>
             <w:tcW w:w="2600" w:type="dxa"/>
@@ -1092,12 +1537,6 @@
         </w:tc>
       </w:tr>
       <w:tr>
-        <w:tblPrEx>
-          <w:tblCellMar>
-            <w:top w:w="0" w:type="dxa"/>
-            <w:bottom w:w="0" w:type="dxa"/>
-          </w:tblCellMar>
-        </w:tblPrEx>
         <w:tc>
           <w:tcPr>
             <w:tcW w:w="2600" w:type="dxa"/>
@@ -1223,12 +1662,6 @@
         <w:gridCol w:w="9360"/>
       </w:tblGrid>
       <w:tr>
-        <w:tblPrEx>
-          <w:tblCellMar>
-            <w:top w:w="0" w:type="dxa"/>
-            <w:bottom w:w="0" w:type="dxa"/>
-          </w:tblCellMar>
-        </w:tblPrEx>
         <w:tc>
           <w:tcPr>
             <w:tcW w:w="0" w:type="auto"/>
@@ -1354,7 +1787,27 @@
           <w:sz w:val="19"/>
           <w:szCs w:val="19"/>
         </w:rPr>
-        <w:t>Vector result = a + b + c;</w:t>
+        <w:t xml:space="preserve">Vector result = </w:t>
+      </w:r>
+      <w:proofErr w:type="gramStart"/>
+      <w:r>
+        <w:rPr>
+          <w:rFonts w:ascii="Courier New" w:eastAsia="Courier New" w:hAnsi="Courier New" w:cs="Courier New"/>
+          <w:color w:val="1F4E79"/>
+          <w:sz w:val="19"/>
+          <w:szCs w:val="19"/>
+        </w:rPr>
+        <w:t>a +</w:t>
+      </w:r>
+      <w:proofErr w:type="gramEnd"/>
+      <w:r>
+        <w:rPr>
+          <w:rFonts w:ascii="Courier New" w:eastAsia="Courier New" w:hAnsi="Courier New" w:cs="Courier New"/>
+          <w:color w:val="1F4E79"/>
+          <w:sz w:val="19"/>
+          <w:szCs w:val="19"/>
+        </w:rPr>
+        <w:t xml:space="preserve"> b + c;</w:t>
       </w:r>
     </w:p>
     <w:p>
@@ -1377,7 +1830,27 @@
           <w:sz w:val="19"/>
           <w:szCs w:val="19"/>
         </w:rPr>
-        <w:t>temp1 = a + b;       // allocates memory, loops over all elements</w:t>
+        <w:t xml:space="preserve">temp1 = a + </w:t>
+      </w:r>
+      <w:proofErr w:type="gramStart"/>
+      <w:r>
+        <w:rPr>
+          <w:rFonts w:ascii="Courier New" w:eastAsia="Courier New" w:hAnsi="Courier New" w:cs="Courier New"/>
+          <w:color w:val="1F4E79"/>
+          <w:sz w:val="19"/>
+          <w:szCs w:val="19"/>
+        </w:rPr>
+        <w:t xml:space="preserve">b;   </w:t>
+      </w:r>
+      <w:proofErr w:type="gramEnd"/>
+      <w:r>
+        <w:rPr>
+          <w:rFonts w:ascii="Courier New" w:eastAsia="Courier New" w:hAnsi="Courier New" w:cs="Courier New"/>
+          <w:color w:val="1F4E79"/>
+          <w:sz w:val="19"/>
+          <w:szCs w:val="19"/>
+        </w:rPr>
+        <w:t xml:space="preserve">    // allocates memory, loops over all elements</w:t>
       </w:r>
     </w:p>
     <w:p>
@@ -1392,7 +1865,27 @@
           <w:sz w:val="19"/>
           <w:szCs w:val="19"/>
         </w:rPr>
-        <w:t>result = temp1 + c;  // allocates more memory, another full loop</w:t>
+        <w:t xml:space="preserve">result = temp1 + </w:t>
+      </w:r>
+      <w:proofErr w:type="gramStart"/>
+      <w:r>
+        <w:rPr>
+          <w:rFonts w:ascii="Courier New" w:eastAsia="Courier New" w:hAnsi="Courier New" w:cs="Courier New"/>
+          <w:color w:val="1F4E79"/>
+          <w:sz w:val="19"/>
+          <w:szCs w:val="19"/>
+        </w:rPr>
+        <w:t>c;  /</w:t>
+      </w:r>
+      <w:proofErr w:type="gramEnd"/>
+      <w:r>
+        <w:rPr>
+          <w:rFonts w:ascii="Courier New" w:eastAsia="Courier New" w:hAnsi="Courier New" w:cs="Courier New"/>
+          <w:color w:val="1F4E79"/>
+          <w:sz w:val="19"/>
+          <w:szCs w:val="19"/>
+        </w:rPr>
+        <w:t>/ allocates more memory, another full loop</w:t>
       </w:r>
     </w:p>
     <w:p>
@@ -1434,7 +1927,19 @@
         <w:spacing w:before="46" w:after="46"/>
       </w:pPr>
       <w:r>
-        <w:t>Instead of computing immediately, operator+ returns a lightweight object that represents the expression tree. No computation happens yet. When you assign to result, the entire expression is evaluated in one single pass:</w:t>
+        <w:t xml:space="preserve">Instead of computing immediately, operator+ returns a lightweight object that represents the expression tree. No computation </w:t>
+      </w:r>
+      <w:r>
+        <w:t>has happened</w:t>
+      </w:r>
+      <w:r>
+        <w:t xml:space="preserve"> yet. When you assign </w:t>
+      </w:r>
+      <w:r>
+        <w:t>the</w:t>
+      </w:r>
+      <w:r>
+        <w:t xml:space="preserve"> result, the entire expression is evaluated in one single pass:</w:t>
       </w:r>
     </w:p>
     <w:p>
@@ -1612,15 +2117,37 @@
         <w:t>i</w:t>
       </w:r>
       <w:proofErr w:type="spellEnd"/>
-      <w:r>
-        <w:rPr>
-          <w:rFonts w:ascii="Courier New" w:eastAsia="Courier New" w:hAnsi="Courier New" w:cs="Courier New"/>
-          <w:color w:val="1F4E79"/>
-          <w:sz w:val="19"/>
-          <w:szCs w:val="19"/>
-        </w:rPr>
-        <w:t>];  // one loop, no temporaries</w:t>
-      </w:r>
+      <w:proofErr w:type="gramStart"/>
+      <w:r>
+        <w:rPr>
+          <w:rFonts w:ascii="Courier New" w:eastAsia="Courier New" w:hAnsi="Courier New" w:cs="Courier New"/>
+          <w:color w:val="1F4E79"/>
+          <w:sz w:val="19"/>
+          <w:szCs w:val="19"/>
+        </w:rPr>
+        <w:t>];  /</w:t>
+      </w:r>
+      <w:proofErr w:type="gramEnd"/>
+      <w:r>
+        <w:rPr>
+          <w:rFonts w:ascii="Courier New" w:eastAsia="Courier New" w:hAnsi="Courier New" w:cs="Courier New"/>
+          <w:color w:val="1F4E79"/>
+          <w:sz w:val="19"/>
+          <w:szCs w:val="19"/>
+        </w:rPr>
+        <w:t xml:space="preserve">/ one loop, no </w:t>
+      </w:r>
+      <w:proofErr w:type="gramStart"/>
+      <w:r>
+        <w:rPr>
+          <w:rFonts w:ascii="Courier New" w:eastAsia="Courier New" w:hAnsi="Courier New" w:cs="Courier New"/>
+          <w:color w:val="1F4E79"/>
+          <w:sz w:val="19"/>
+          <w:szCs w:val="19"/>
+        </w:rPr>
+        <w:t>temporaries</w:t>
+      </w:r>
+      <w:proofErr w:type="gramEnd"/>
     </w:p>
     <w:p>
       <w:pPr>
@@ -1648,12 +2175,6 @@
         <w:gridCol w:w="9360"/>
       </w:tblGrid>
       <w:tr>
-        <w:tblPrEx>
-          <w:tblCellMar>
-            <w:top w:w="0" w:type="dxa"/>
-            <w:bottom w:w="0" w:type="dxa"/>
-          </w:tblCellMar>
-        </w:tblPrEx>
         <w:tc>
           <w:tcPr>
             <w:tcW w:w="0" w:type="auto"/>
@@ -1812,12 +2333,6 @@
         <w:gridCol w:w="9360"/>
       </w:tblGrid>
       <w:tr>
-        <w:tblPrEx>
-          <w:tblCellMar>
-            <w:top w:w="0" w:type="dxa"/>
-            <w:bottom w:w="0" w:type="dxa"/>
-          </w:tblCellMar>
-        </w:tblPrEx>
         <w:tc>
           <w:tcPr>
             <w:tcW w:w="0" w:type="auto"/>
@@ -1971,7 +2486,27 @@
           <w:sz w:val="19"/>
           <w:szCs w:val="19"/>
         </w:rPr>
-        <w:t xml:space="preserve">    static const int value = N * Factorial&lt;N-1&gt;::value;</w:t>
+        <w:t xml:space="preserve">    static const int value = N * Factorial&lt;N-1</w:t>
+      </w:r>
+      <w:proofErr w:type="gramStart"/>
+      <w:r>
+        <w:rPr>
+          <w:rFonts w:ascii="Courier New" w:eastAsia="Courier New" w:hAnsi="Courier New" w:cs="Courier New"/>
+          <w:color w:val="1F4E79"/>
+          <w:sz w:val="19"/>
+          <w:szCs w:val="19"/>
+        </w:rPr>
+        <w:t>&gt;::</w:t>
+      </w:r>
+      <w:proofErr w:type="gramEnd"/>
+      <w:r>
+        <w:rPr>
+          <w:rFonts w:ascii="Courier New" w:eastAsia="Courier New" w:hAnsi="Courier New" w:cs="Courier New"/>
+          <w:color w:val="1F4E79"/>
+          <w:sz w:val="19"/>
+          <w:szCs w:val="19"/>
+        </w:rPr>
+        <w:t>value;</w:t>
       </w:r>
     </w:p>
     <w:p>
@@ -2071,7 +2606,27 @@
           <w:sz w:val="19"/>
           <w:szCs w:val="19"/>
         </w:rPr>
-        <w:t>int x = Factorial&lt;5&gt;::value;  // compiler computes 120, no runtime cost</w:t>
+        <w:t>int x = Factorial&lt;5</w:t>
+      </w:r>
+      <w:proofErr w:type="gramStart"/>
+      <w:r>
+        <w:rPr>
+          <w:rFonts w:ascii="Courier New" w:eastAsia="Courier New" w:hAnsi="Courier New" w:cs="Courier New"/>
+          <w:color w:val="1F4E79"/>
+          <w:sz w:val="19"/>
+          <w:szCs w:val="19"/>
+        </w:rPr>
+        <w:t>&gt;::value;  /</w:t>
+      </w:r>
+      <w:proofErr w:type="gramEnd"/>
+      <w:r>
+        <w:rPr>
+          <w:rFonts w:ascii="Courier New" w:eastAsia="Courier New" w:hAnsi="Courier New" w:cs="Courier New"/>
+          <w:color w:val="1F4E79"/>
+          <w:sz w:val="19"/>
+          <w:szCs w:val="19"/>
+        </w:rPr>
+        <w:t>/ compiler computes 120, no runtime cost</w:t>
       </w:r>
     </w:p>
     <w:p>
@@ -2121,14 +2676,25 @@
         <w:spacing w:before="30" w:after="30"/>
         <w:ind w:left="520"/>
       </w:pPr>
-      <w:r>
-        <w:rPr>
-          <w:rFonts w:ascii="Courier New" w:eastAsia="Courier New" w:hAnsi="Courier New" w:cs="Courier New"/>
-          <w:color w:val="1F4E79"/>
-          <w:sz w:val="19"/>
-          <w:szCs w:val="19"/>
-        </w:rPr>
-        <w:t>#include &lt;</w:t>
+      <w:proofErr w:type="gramStart"/>
+      <w:r>
+        <w:rPr>
+          <w:rFonts w:ascii="Courier New" w:eastAsia="Courier New" w:hAnsi="Courier New" w:cs="Courier New"/>
+          <w:color w:val="1F4E79"/>
+          <w:sz w:val="19"/>
+          <w:szCs w:val="19"/>
+        </w:rPr>
+        <w:t>#include</w:t>
+      </w:r>
+      <w:proofErr w:type="gramEnd"/>
+      <w:r>
+        <w:rPr>
+          <w:rFonts w:ascii="Courier New" w:eastAsia="Courier New" w:hAnsi="Courier New" w:cs="Courier New"/>
+          <w:color w:val="1F4E79"/>
+          <w:sz w:val="19"/>
+          <w:szCs w:val="19"/>
+        </w:rPr>
+        <w:t xml:space="preserve"> &lt;</w:t>
       </w:r>
       <w:proofErr w:type="spellStart"/>
       <w:r>
@@ -2156,6 +2722,7 @@
         <w:spacing w:before="30" w:after="30"/>
         <w:ind w:left="520"/>
       </w:pPr>
+      <w:proofErr w:type="gramStart"/>
       <w:r>
         <w:rPr>
           <w:rFonts w:ascii="Courier New" w:eastAsia="Courier New" w:hAnsi="Courier New" w:cs="Courier New"/>
@@ -2166,6 +2733,7 @@
         <w:t>std::</w:t>
       </w:r>
       <w:proofErr w:type="spellStart"/>
+      <w:proofErr w:type="gramEnd"/>
       <w:r>
         <w:rPr>
           <w:rFonts w:ascii="Courier New" w:eastAsia="Courier New" w:hAnsi="Courier New" w:cs="Courier New"/>
@@ -2183,7 +2751,27 @@
           <w:sz w:val="19"/>
           <w:szCs w:val="19"/>
         </w:rPr>
-        <w:t>&lt;int&gt;::value    // true</w:t>
+        <w:t>&lt;int</w:t>
+      </w:r>
+      <w:proofErr w:type="gramStart"/>
+      <w:r>
+        <w:rPr>
+          <w:rFonts w:ascii="Courier New" w:eastAsia="Courier New" w:hAnsi="Courier New" w:cs="Courier New"/>
+          <w:color w:val="1F4E79"/>
+          <w:sz w:val="19"/>
+          <w:szCs w:val="19"/>
+        </w:rPr>
+        <w:t>&gt;::</w:t>
+      </w:r>
+      <w:proofErr w:type="gramEnd"/>
+      <w:r>
+        <w:rPr>
+          <w:rFonts w:ascii="Courier New" w:eastAsia="Courier New" w:hAnsi="Courier New" w:cs="Courier New"/>
+          <w:color w:val="1F4E79"/>
+          <w:sz w:val="19"/>
+          <w:szCs w:val="19"/>
+        </w:rPr>
+        <w:t>value    // true</w:t>
       </w:r>
     </w:p>
     <w:p>
@@ -2191,6 +2779,7 @@
         <w:spacing w:before="30" w:after="30"/>
         <w:ind w:left="520"/>
       </w:pPr>
+      <w:proofErr w:type="gramStart"/>
       <w:r>
         <w:rPr>
           <w:rFonts w:ascii="Courier New" w:eastAsia="Courier New" w:hAnsi="Courier New" w:cs="Courier New"/>
@@ -2201,6 +2790,7 @@
         <w:t>std::</w:t>
       </w:r>
       <w:proofErr w:type="spellStart"/>
+      <w:proofErr w:type="gramEnd"/>
       <w:r>
         <w:rPr>
           <w:rFonts w:ascii="Courier New" w:eastAsia="Courier New" w:hAnsi="Courier New" w:cs="Courier New"/>
@@ -2218,7 +2808,27 @@
           <w:sz w:val="19"/>
           <w:szCs w:val="19"/>
         </w:rPr>
-        <w:t>&lt;int*&gt;::value    // true</w:t>
+        <w:t>&lt;int*</w:t>
+      </w:r>
+      <w:proofErr w:type="gramStart"/>
+      <w:r>
+        <w:rPr>
+          <w:rFonts w:ascii="Courier New" w:eastAsia="Courier New" w:hAnsi="Courier New" w:cs="Courier New"/>
+          <w:color w:val="1F4E79"/>
+          <w:sz w:val="19"/>
+          <w:szCs w:val="19"/>
+        </w:rPr>
+        <w:t>&gt;::</w:t>
+      </w:r>
+      <w:proofErr w:type="gramEnd"/>
+      <w:r>
+        <w:rPr>
+          <w:rFonts w:ascii="Courier New" w:eastAsia="Courier New" w:hAnsi="Courier New" w:cs="Courier New"/>
+          <w:color w:val="1F4E79"/>
+          <w:sz w:val="19"/>
+          <w:szCs w:val="19"/>
+        </w:rPr>
+        <w:t>value    // true</w:t>
       </w:r>
     </w:p>
     <w:p>
@@ -2226,6 +2836,7 @@
         <w:spacing w:before="30" w:after="30"/>
         <w:ind w:left="520"/>
       </w:pPr>
+      <w:proofErr w:type="gramStart"/>
       <w:r>
         <w:rPr>
           <w:rFonts w:ascii="Courier New" w:eastAsia="Courier New" w:hAnsi="Courier New" w:cs="Courier New"/>
@@ -2236,6 +2847,7 @@
         <w:t>std::</w:t>
       </w:r>
       <w:proofErr w:type="spellStart"/>
+      <w:proofErr w:type="gramEnd"/>
       <w:r>
         <w:rPr>
           <w:rFonts w:ascii="Courier New" w:eastAsia="Courier New" w:hAnsi="Courier New" w:cs="Courier New"/>
@@ -2253,7 +2865,27 @@
           <w:sz w:val="19"/>
           <w:szCs w:val="19"/>
         </w:rPr>
-        <w:t>&lt;int, long&gt;::value  // false</w:t>
+        <w:t>&lt;int, long</w:t>
+      </w:r>
+      <w:proofErr w:type="gramStart"/>
+      <w:r>
+        <w:rPr>
+          <w:rFonts w:ascii="Courier New" w:eastAsia="Courier New" w:hAnsi="Courier New" w:cs="Courier New"/>
+          <w:color w:val="1F4E79"/>
+          <w:sz w:val="19"/>
+          <w:szCs w:val="19"/>
+        </w:rPr>
+        <w:t>&gt;::value  /</w:t>
+      </w:r>
+      <w:proofErr w:type="gramEnd"/>
+      <w:r>
+        <w:rPr>
+          <w:rFonts w:ascii="Courier New" w:eastAsia="Courier New" w:hAnsi="Courier New" w:cs="Courier New"/>
+          <w:color w:val="1F4E79"/>
+          <w:sz w:val="19"/>
+          <w:szCs w:val="19"/>
+        </w:rPr>
+        <w:t>/ false</w:t>
       </w:r>
     </w:p>
     <w:p>
@@ -2327,9 +2959,20 @@
           <w:sz w:val="19"/>
           <w:szCs w:val="19"/>
         </w:rPr>
-        <w:t xml:space="preserve"> std::</w:t>
+        <w:t xml:space="preserve"> </w:t>
+      </w:r>
+      <w:proofErr w:type="gramStart"/>
+      <w:r>
+        <w:rPr>
+          <w:rFonts w:ascii="Courier New" w:eastAsia="Courier New" w:hAnsi="Courier New" w:cs="Courier New"/>
+          <w:color w:val="1F4E79"/>
+          <w:sz w:val="19"/>
+          <w:szCs w:val="19"/>
+        </w:rPr>
+        <w:t>std::</w:t>
       </w:r>
       <w:proofErr w:type="spellStart"/>
+      <w:proofErr w:type="gramEnd"/>
       <w:r>
         <w:rPr>
           <w:rFonts w:ascii="Courier New" w:eastAsia="Courier New" w:hAnsi="Courier New" w:cs="Courier New"/>
@@ -2347,9 +2990,20 @@
           <w:sz w:val="19"/>
           <w:szCs w:val="19"/>
         </w:rPr>
-        <w:t>&lt;std::</w:t>
+        <w:t>&lt;</w:t>
+      </w:r>
+      <w:proofErr w:type="gramStart"/>
+      <w:r>
+        <w:rPr>
+          <w:rFonts w:ascii="Courier New" w:eastAsia="Courier New" w:hAnsi="Courier New" w:cs="Courier New"/>
+          <w:color w:val="1F4E79"/>
+          <w:sz w:val="19"/>
+          <w:szCs w:val="19"/>
+        </w:rPr>
+        <w:t>std::</w:t>
       </w:r>
       <w:proofErr w:type="spellStart"/>
+      <w:proofErr w:type="gramEnd"/>
       <w:r>
         <w:rPr>
           <w:rFonts w:ascii="Courier New" w:eastAsia="Courier New" w:hAnsi="Courier New" w:cs="Courier New"/>
@@ -2367,7 +3021,47 @@
           <w:sz w:val="19"/>
           <w:szCs w:val="19"/>
         </w:rPr>
-        <w:t>&lt;T&gt;::value, T&gt;::type</w:t>
+        <w:t>&lt;T</w:t>
+      </w:r>
+      <w:proofErr w:type="gramStart"/>
+      <w:r>
+        <w:rPr>
+          <w:rFonts w:ascii="Courier New" w:eastAsia="Courier New" w:hAnsi="Courier New" w:cs="Courier New"/>
+          <w:color w:val="1F4E79"/>
+          <w:sz w:val="19"/>
+          <w:szCs w:val="19"/>
+        </w:rPr>
+        <w:t>&gt;::</w:t>
+      </w:r>
+      <w:proofErr w:type="gramEnd"/>
+      <w:r>
+        <w:rPr>
+          <w:rFonts w:ascii="Courier New" w:eastAsia="Courier New" w:hAnsi="Courier New" w:cs="Courier New"/>
+          <w:color w:val="1F4E79"/>
+          <w:sz w:val="19"/>
+          <w:szCs w:val="19"/>
+        </w:rPr>
+        <w:t>value, T</w:t>
+      </w:r>
+      <w:proofErr w:type="gramStart"/>
+      <w:r>
+        <w:rPr>
+          <w:rFonts w:ascii="Courier New" w:eastAsia="Courier New" w:hAnsi="Courier New" w:cs="Courier New"/>
+          <w:color w:val="1F4E79"/>
+          <w:sz w:val="19"/>
+          <w:szCs w:val="19"/>
+        </w:rPr>
+        <w:t>&gt;::</w:t>
+      </w:r>
+      <w:proofErr w:type="gramEnd"/>
+      <w:r>
+        <w:rPr>
+          <w:rFonts w:ascii="Courier New" w:eastAsia="Courier New" w:hAnsi="Courier New" w:cs="Courier New"/>
+          <w:color w:val="1F4E79"/>
+          <w:sz w:val="19"/>
+          <w:szCs w:val="19"/>
+        </w:rPr>
+        <w:t>type</w:t>
       </w:r>
     </w:p>
     <w:p>
@@ -2383,7 +3077,17 @@
           <w:sz w:val="19"/>
           <w:szCs w:val="19"/>
         </w:rPr>
-        <w:t>double_it</w:t>
+        <w:t>double_</w:t>
+      </w:r>
+      <w:proofErr w:type="gramStart"/>
+      <w:r>
+        <w:rPr>
+          <w:rFonts w:ascii="Courier New" w:eastAsia="Courier New" w:hAnsi="Courier New" w:cs="Courier New"/>
+          <w:color w:val="1F4E79"/>
+          <w:sz w:val="19"/>
+          <w:szCs w:val="19"/>
+        </w:rPr>
+        <w:t>it</w:t>
       </w:r>
       <w:proofErr w:type="spellEnd"/>
       <w:r>
@@ -2393,8 +3097,49 @@
           <w:sz w:val="19"/>
           <w:szCs w:val="19"/>
         </w:rPr>
-        <w:t>(T x) { return x * 2; }</w:t>
-      </w:r>
+        <w:t>(</w:t>
+      </w:r>
+      <w:proofErr w:type="gramEnd"/>
+      <w:r>
+        <w:rPr>
+          <w:rFonts w:ascii="Courier New" w:eastAsia="Courier New" w:hAnsi="Courier New" w:cs="Courier New"/>
+          <w:color w:val="1F4E79"/>
+          <w:sz w:val="19"/>
+          <w:szCs w:val="19"/>
+        </w:rPr>
+        <w:t xml:space="preserve">T x) </w:t>
+      </w:r>
+      <w:proofErr w:type="gramStart"/>
+      <w:r>
+        <w:rPr>
+          <w:rFonts w:ascii="Courier New" w:eastAsia="Courier New" w:hAnsi="Courier New" w:cs="Courier New"/>
+          <w:color w:val="1F4E79"/>
+          <w:sz w:val="19"/>
+          <w:szCs w:val="19"/>
+        </w:rPr>
+        <w:t>{ return</w:t>
+      </w:r>
+      <w:proofErr w:type="gramEnd"/>
+      <w:r>
+        <w:rPr>
+          <w:rFonts w:ascii="Courier New" w:eastAsia="Courier New" w:hAnsi="Courier New" w:cs="Courier New"/>
+          <w:color w:val="1F4E79"/>
+          <w:sz w:val="19"/>
+          <w:szCs w:val="19"/>
+        </w:rPr>
+        <w:t xml:space="preserve"> x * 2</w:t>
+      </w:r>
+      <w:proofErr w:type="gramStart"/>
+      <w:r>
+        <w:rPr>
+          <w:rFonts w:ascii="Courier New" w:eastAsia="Courier New" w:hAnsi="Courier New" w:cs="Courier New"/>
+          <w:color w:val="1F4E79"/>
+          <w:sz w:val="19"/>
+          <w:szCs w:val="19"/>
+        </w:rPr>
+        <w:t>; }</w:t>
+      </w:r>
+      <w:proofErr w:type="gramEnd"/>
     </w:p>
     <w:p>
       <w:pPr>
@@ -2468,7 +3213,27 @@
           <w:sz w:val="19"/>
           <w:szCs w:val="19"/>
         </w:rPr>
-        <w:t xml:space="preserve"> int factorial(int n) {</w:t>
+        <w:t xml:space="preserve"> int </w:t>
+      </w:r>
+      <w:proofErr w:type="gramStart"/>
+      <w:r>
+        <w:rPr>
+          <w:rFonts w:ascii="Courier New" w:eastAsia="Courier New" w:hAnsi="Courier New" w:cs="Courier New"/>
+          <w:color w:val="1F4E79"/>
+          <w:sz w:val="19"/>
+          <w:szCs w:val="19"/>
+        </w:rPr>
+        <w:t>factorial(</w:t>
+      </w:r>
+      <w:proofErr w:type="gramEnd"/>
+      <w:r>
+        <w:rPr>
+          <w:rFonts w:ascii="Courier New" w:eastAsia="Courier New" w:hAnsi="Courier New" w:cs="Courier New"/>
+          <w:color w:val="1F4E79"/>
+          <w:sz w:val="19"/>
+          <w:szCs w:val="19"/>
+        </w:rPr>
+        <w:t>int n) {</w:t>
       </w:r>
     </w:p>
     <w:p>
@@ -2503,7 +3268,47 @@
           <w:sz w:val="19"/>
           <w:szCs w:val="19"/>
         </w:rPr>
-        <w:t xml:space="preserve"> &lt;= 1 ? 1 : n * factorial(n-1);</w:t>
+        <w:t xml:space="preserve"> &lt;= </w:t>
+      </w:r>
+      <w:proofErr w:type="gramStart"/>
+      <w:r>
+        <w:rPr>
+          <w:rFonts w:ascii="Courier New" w:eastAsia="Courier New" w:hAnsi="Courier New" w:cs="Courier New"/>
+          <w:color w:val="1F4E79"/>
+          <w:sz w:val="19"/>
+          <w:szCs w:val="19"/>
+        </w:rPr>
+        <w:t>1 ?</w:t>
+      </w:r>
+      <w:proofErr w:type="gramEnd"/>
+      <w:r>
+        <w:rPr>
+          <w:rFonts w:ascii="Courier New" w:eastAsia="Courier New" w:hAnsi="Courier New" w:cs="Courier New"/>
+          <w:color w:val="1F4E79"/>
+          <w:sz w:val="19"/>
+          <w:szCs w:val="19"/>
+        </w:rPr>
+        <w:t xml:space="preserve"> </w:t>
+      </w:r>
+      <w:proofErr w:type="gramStart"/>
+      <w:r>
+        <w:rPr>
+          <w:rFonts w:ascii="Courier New" w:eastAsia="Courier New" w:hAnsi="Courier New" w:cs="Courier New"/>
+          <w:color w:val="1F4E79"/>
+          <w:sz w:val="19"/>
+          <w:szCs w:val="19"/>
+        </w:rPr>
+        <w:t>1 :</w:t>
+      </w:r>
+      <w:proofErr w:type="gramEnd"/>
+      <w:r>
+        <w:rPr>
+          <w:rFonts w:ascii="Courier New" w:eastAsia="Courier New" w:hAnsi="Courier New" w:cs="Courier New"/>
+          <w:color w:val="1F4E79"/>
+          <w:sz w:val="19"/>
+          <w:szCs w:val="19"/>
+        </w:rPr>
+        <w:t xml:space="preserve"> n * factorial(n-1);</w:t>
       </w:r>
     </w:p>
     <w:p>
@@ -2545,7 +3350,47 @@
           <w:sz w:val="19"/>
           <w:szCs w:val="19"/>
         </w:rPr>
-        <w:t xml:space="preserve"> int x = factorial(5);  // computed at compile time</w:t>
+        <w:t xml:space="preserve"> int x = </w:t>
+      </w:r>
+      <w:proofErr w:type="gramStart"/>
+      <w:r>
+        <w:rPr>
+          <w:rFonts w:ascii="Courier New" w:eastAsia="Courier New" w:hAnsi="Courier New" w:cs="Courier New"/>
+          <w:color w:val="1F4E79"/>
+          <w:sz w:val="19"/>
+          <w:szCs w:val="19"/>
+        </w:rPr>
+        <w:t>factorial(</w:t>
+      </w:r>
+      <w:proofErr w:type="gramEnd"/>
+      <w:r>
+        <w:rPr>
+          <w:rFonts w:ascii="Courier New" w:eastAsia="Courier New" w:hAnsi="Courier New" w:cs="Courier New"/>
+          <w:color w:val="1F4E79"/>
+          <w:sz w:val="19"/>
+          <w:szCs w:val="19"/>
+        </w:rPr>
+        <w:t>5</w:t>
+      </w:r>
+      <w:proofErr w:type="gramStart"/>
+      <w:r>
+        <w:rPr>
+          <w:rFonts w:ascii="Courier New" w:eastAsia="Courier New" w:hAnsi="Courier New" w:cs="Courier New"/>
+          <w:color w:val="1F4E79"/>
+          <w:sz w:val="19"/>
+          <w:szCs w:val="19"/>
+        </w:rPr>
+        <w:t>);  /</w:t>
+      </w:r>
+      <w:proofErr w:type="gramEnd"/>
+      <w:r>
+        <w:rPr>
+          <w:rFonts w:ascii="Courier New" w:eastAsia="Courier New" w:hAnsi="Courier New" w:cs="Courier New"/>
+          <w:color w:val="1F4E79"/>
+          <w:sz w:val="19"/>
+          <w:szCs w:val="19"/>
+        </w:rPr>
+        <w:t>/ computed at compile time</w:t>
       </w:r>
     </w:p>
     <w:p>
@@ -2574,12 +3419,6 @@
         <w:gridCol w:w="9360"/>
       </w:tblGrid>
       <w:tr>
-        <w:tblPrEx>
-          <w:tblCellMar>
-            <w:top w:w="0" w:type="dxa"/>
-            <w:bottom w:w="0" w:type="dxa"/>
-          </w:tblCellMar>
-        </w:tblPrEx>
         <w:tc>
           <w:tcPr>
             <w:tcW w:w="0" w:type="auto"/>
@@ -2718,12 +3557,6 @@
         <w:gridCol w:w="3480"/>
       </w:tblGrid>
       <w:tr>
-        <w:tblPrEx>
-          <w:tblCellMar>
-            <w:top w:w="0" w:type="dxa"/>
-            <w:bottom w:w="0" w:type="dxa"/>
-          </w:tblCellMar>
-        </w:tblPrEx>
         <w:trPr>
           <w:tblHeader/>
         </w:trPr>
@@ -2819,12 +3652,6 @@
         </w:tc>
       </w:tr>
       <w:tr>
-        <w:tblPrEx>
-          <w:tblCellMar>
-            <w:top w:w="0" w:type="dxa"/>
-            <w:bottom w:w="0" w:type="dxa"/>
-          </w:tblCellMar>
-        </w:tblPrEx>
         <w:tc>
           <w:tcPr>
             <w:tcW w:w="2400" w:type="dxa"/>
@@ -2908,12 +3735,6 @@
         </w:tc>
       </w:tr>
       <w:tr>
-        <w:tblPrEx>
-          <w:tblCellMar>
-            <w:top w:w="0" w:type="dxa"/>
-            <w:bottom w:w="0" w:type="dxa"/>
-          </w:tblCellMar>
-        </w:tblPrEx>
         <w:tc>
           <w:tcPr>
             <w:tcW w:w="2400" w:type="dxa"/>
@@ -2991,18 +3812,28 @@
                 <w:sz w:val="19"/>
                 <w:szCs w:val="19"/>
               </w:rPr>
-              <w:t>Generic containers: Stack&lt;T&gt;, Pair&lt;T,U&gt;, etc.</w:t>
+              <w:t>Generic containers: Stack&lt;T&gt;, Pair&lt;</w:t>
+            </w:r>
+            <w:proofErr w:type="gramStart"/>
+            <w:r>
+              <w:rPr>
+                <w:sz w:val="19"/>
+                <w:szCs w:val="19"/>
+              </w:rPr>
+              <w:t>T,U</w:t>
+            </w:r>
+            <w:proofErr w:type="gramEnd"/>
+            <w:r>
+              <w:rPr>
+                <w:sz w:val="19"/>
+                <w:szCs w:val="19"/>
+              </w:rPr>
+              <w:t>&gt;, etc.</w:t>
             </w:r>
           </w:p>
         </w:tc>
       </w:tr>
       <w:tr>
-        <w:tblPrEx>
-          <w:tblCellMar>
-            <w:top w:w="0" w:type="dxa"/>
-            <w:bottom w:w="0" w:type="dxa"/>
-          </w:tblCellMar>
-        </w:tblPrEx>
         <w:tc>
           <w:tcPr>
             <w:tcW w:w="2400" w:type="dxa"/>
@@ -3021,15 +3852,13 @@
             </w:tcMar>
           </w:tcPr>
           <w:p>
-            <w:proofErr w:type="spellStart"/>
             <w:r>
               <w:rPr>
                 <w:sz w:val="19"/>
                 <w:szCs w:val="19"/>
               </w:rPr>
-              <w:t>Specialisation</w:t>
-            </w:r>
-            <w:proofErr w:type="spellEnd"/>
+              <w:t>Specialization</w:t>
+            </w:r>
           </w:p>
         </w:tc>
         <w:tc>
@@ -3088,12 +3917,6 @@
         </w:tc>
       </w:tr>
       <w:tr>
-        <w:tblPrEx>
-          <w:tblCellMar>
-            <w:top w:w="0" w:type="dxa"/>
-            <w:bottom w:w="0" w:type="dxa"/>
-          </w:tblCellMar>
-        </w:tblPrEx>
         <w:tc>
           <w:tcPr>
             <w:tcW w:w="2400" w:type="dxa"/>
@@ -3177,12 +4000,6 @@
         </w:tc>
       </w:tr>
       <w:tr>
-        <w:tblPrEx>
-          <w:tblCellMar>
-            <w:top w:w="0" w:type="dxa"/>
-            <w:bottom w:w="0" w:type="dxa"/>
-          </w:tblCellMar>
-        </w:tblPrEx>
         <w:tc>
           <w:tcPr>
             <w:tcW w:w="2400" w:type="dxa"/>
@@ -3266,12 +4083,6 @@
         </w:tc>
       </w:tr>
       <w:tr>
-        <w:tblPrEx>
-          <w:tblCellMar>
-            <w:top w:w="0" w:type="dxa"/>
-            <w:bottom w:w="0" w:type="dxa"/>
-          </w:tblCellMar>
-        </w:tblPrEx>
         <w:tc>
           <w:tcPr>
             <w:tcW w:w="2400" w:type="dxa"/>
@@ -3415,12 +4226,6 @@
         <w:gridCol w:w="9360"/>
       </w:tblGrid>
       <w:tr>
-        <w:tblPrEx>
-          <w:tblCellMar>
-            <w:top w:w="0" w:type="dxa"/>
-            <w:bottom w:w="0" w:type="dxa"/>
-          </w:tblCellMar>
-        </w:tblPrEx>
         <w:tc>
           <w:tcPr>
             <w:tcW w:w="0" w:type="auto"/>
@@ -3453,12 +4258,6 @@
         </w:tc>
       </w:tr>
       <w:tr>
-        <w:tblPrEx>
-          <w:tblCellMar>
-            <w:top w:w="0" w:type="dxa"/>
-            <w:bottom w:w="0" w:type="dxa"/>
-          </w:tblCellMar>
-        </w:tblPrEx>
         <w:tc>
           <w:tcPr>
             <w:tcW w:w="0" w:type="auto"/>
@@ -3557,12 +4356,6 @@
         <w:gridCol w:w="9360"/>
       </w:tblGrid>
       <w:tr>
-        <w:tblPrEx>
-          <w:tblCellMar>
-            <w:top w:w="0" w:type="dxa"/>
-            <w:bottom w:w="0" w:type="dxa"/>
-          </w:tblCellMar>
-        </w:tblPrEx>
         <w:tc>
           <w:tcPr>
             <w:tcW w:w="0" w:type="auto"/>
@@ -3595,12 +4388,6 @@
         </w:tc>
       </w:tr>
       <w:tr>
-        <w:tblPrEx>
-          <w:tblCellMar>
-            <w:top w:w="0" w:type="dxa"/>
-            <w:bottom w:w="0" w:type="dxa"/>
-          </w:tblCellMar>
-        </w:tblPrEx>
         <w:tc>
           <w:tcPr>
             <w:tcW w:w="0" w:type="auto"/>
@@ -3706,8 +4493,90 @@
                 <w:sz w:val="20"/>
                 <w:szCs w:val="20"/>
               </w:rPr>
-              <w:t>T max(T a, T b) { return (a &gt; b) ? a : b; }</w:t>
-            </w:r>
+              <w:t xml:space="preserve">T </w:t>
+            </w:r>
+            <w:proofErr w:type="gramStart"/>
+            <w:r>
+              <w:rPr>
+                <w:color w:val="1A1A1A"/>
+                <w:sz w:val="20"/>
+                <w:szCs w:val="20"/>
+              </w:rPr>
+              <w:t>max(</w:t>
+            </w:r>
+            <w:proofErr w:type="gramEnd"/>
+            <w:r>
+              <w:rPr>
+                <w:color w:val="1A1A1A"/>
+                <w:sz w:val="20"/>
+                <w:szCs w:val="20"/>
+              </w:rPr>
+              <w:t xml:space="preserve">T a, T b) </w:t>
+            </w:r>
+            <w:proofErr w:type="gramStart"/>
+            <w:r>
+              <w:rPr>
+                <w:color w:val="1A1A1A"/>
+                <w:sz w:val="20"/>
+                <w:szCs w:val="20"/>
+              </w:rPr>
+              <w:t>{ return</w:t>
+            </w:r>
+            <w:proofErr w:type="gramEnd"/>
+            <w:r>
+              <w:rPr>
+                <w:color w:val="1A1A1A"/>
+                <w:sz w:val="20"/>
+                <w:szCs w:val="20"/>
+              </w:rPr>
+              <w:t xml:space="preserve"> (a &gt; b</w:t>
+            </w:r>
+            <w:proofErr w:type="gramStart"/>
+            <w:r>
+              <w:rPr>
+                <w:color w:val="1A1A1A"/>
+                <w:sz w:val="20"/>
+                <w:szCs w:val="20"/>
+              </w:rPr>
+              <w:t>) ?</w:t>
+            </w:r>
+            <w:proofErr w:type="gramEnd"/>
+            <w:r>
+              <w:rPr>
+                <w:color w:val="1A1A1A"/>
+                <w:sz w:val="20"/>
+                <w:szCs w:val="20"/>
+              </w:rPr>
+              <w:t xml:space="preserve"> </w:t>
+            </w:r>
+            <w:proofErr w:type="gramStart"/>
+            <w:r>
+              <w:rPr>
+                <w:color w:val="1A1A1A"/>
+                <w:sz w:val="20"/>
+                <w:szCs w:val="20"/>
+              </w:rPr>
+              <w:t>a :</w:t>
+            </w:r>
+            <w:proofErr w:type="gramEnd"/>
+            <w:r>
+              <w:rPr>
+                <w:color w:val="1A1A1A"/>
+                <w:sz w:val="20"/>
+                <w:szCs w:val="20"/>
+              </w:rPr>
+              <w:t xml:space="preserve"> b</w:t>
+            </w:r>
+            <w:proofErr w:type="gramStart"/>
+            <w:r>
+              <w:rPr>
+                <w:color w:val="1A1A1A"/>
+                <w:sz w:val="20"/>
+                <w:szCs w:val="20"/>
+              </w:rPr>
+              <w:t>; }</w:t>
+            </w:r>
+            <w:proofErr w:type="gramEnd"/>
           </w:p>
           <w:p>
             <w:pPr>
@@ -3718,15 +4587,26 @@
             <w:pPr>
               <w:spacing w:before="22" w:after="22"/>
             </w:pPr>
-            <w:r>
-              <w:rPr>
-                <w:color w:val="1A1A1A"/>
-                <w:sz w:val="20"/>
-                <w:szCs w:val="20"/>
-              </w:rPr>
-              <w:t>max(3, 5) generates max(</w:t>
+            <w:proofErr w:type="gramStart"/>
+            <w:r>
+              <w:rPr>
+                <w:color w:val="1A1A1A"/>
+                <w:sz w:val="20"/>
+                <w:szCs w:val="20"/>
+              </w:rPr>
+              <w:t>max(</w:t>
+            </w:r>
+            <w:proofErr w:type="gramEnd"/>
+            <w:r>
+              <w:rPr>
+                <w:color w:val="1A1A1A"/>
+                <w:sz w:val="20"/>
+                <w:szCs w:val="20"/>
+              </w:rPr>
+              <w:t>3, 5) generates max(</w:t>
             </w:r>
             <w:proofErr w:type="spellStart"/>
+            <w:proofErr w:type="gramStart"/>
             <w:r>
               <w:rPr>
                 <w:color w:val="1A1A1A"/>
@@ -3736,15 +4616,35 @@
               <w:t>int,int</w:t>
             </w:r>
             <w:proofErr w:type="spellEnd"/>
-            <w:r>
-              <w:rPr>
-                <w:color w:val="1A1A1A"/>
-                <w:sz w:val="20"/>
-                <w:szCs w:val="20"/>
-              </w:rPr>
-              <w:t>). max(3.1, 2.0) generates max(</w:t>
+            <w:proofErr w:type="gramEnd"/>
+            <w:r>
+              <w:rPr>
+                <w:color w:val="1A1A1A"/>
+                <w:sz w:val="20"/>
+                <w:szCs w:val="20"/>
+              </w:rPr>
+              <w:t xml:space="preserve">). </w:t>
+            </w:r>
+            <w:proofErr w:type="gramStart"/>
+            <w:r>
+              <w:rPr>
+                <w:color w:val="1A1A1A"/>
+                <w:sz w:val="20"/>
+                <w:szCs w:val="20"/>
+              </w:rPr>
+              <w:t>max(</w:t>
+            </w:r>
+            <w:proofErr w:type="gramEnd"/>
+            <w:r>
+              <w:rPr>
+                <w:color w:val="1A1A1A"/>
+                <w:sz w:val="20"/>
+                <w:szCs w:val="20"/>
+              </w:rPr>
+              <w:t>3.1, 2.0) generates max(</w:t>
             </w:r>
             <w:proofErr w:type="spellStart"/>
+            <w:proofErr w:type="gramStart"/>
             <w:r>
               <w:rPr>
                 <w:color w:val="1A1A1A"/>
@@ -3754,6 +4654,7 @@
               <w:t>double,double</w:t>
             </w:r>
             <w:proofErr w:type="spellEnd"/>
+            <w:proofErr w:type="gramEnd"/>
             <w:r>
               <w:rPr>
                 <w:color w:val="1A1A1A"/>
@@ -3792,12 +4693,6 @@
         <w:gridCol w:w="9360"/>
       </w:tblGrid>
       <w:tr>
-        <w:tblPrEx>
-          <w:tblCellMar>
-            <w:top w:w="0" w:type="dxa"/>
-            <w:bottom w:w="0" w:type="dxa"/>
-          </w:tblCellMar>
-        </w:tblPrEx>
         <w:tc>
           <w:tcPr>
             <w:tcW w:w="0" w:type="auto"/>
@@ -3850,12 +4745,6 @@
         </w:tc>
       </w:tr>
       <w:tr>
-        <w:tblPrEx>
-          <w:tblCellMar>
-            <w:top w:w="0" w:type="dxa"/>
-            <w:bottom w:w="0" w:type="dxa"/>
-          </w:tblCellMar>
-        </w:tblPrEx>
         <w:tc>
           <w:tcPr>
             <w:tcW w:w="0" w:type="auto"/>
@@ -4002,12 +4891,6 @@
         <w:gridCol w:w="9360"/>
       </w:tblGrid>
       <w:tr>
-        <w:tblPrEx>
-          <w:tblCellMar>
-            <w:top w:w="0" w:type="dxa"/>
-            <w:bottom w:w="0" w:type="dxa"/>
-          </w:tblCellMar>
-        </w:tblPrEx>
         <w:tc>
           <w:tcPr>
             <w:tcW w:w="0" w:type="auto"/>
@@ -4040,12 +4923,6 @@
         </w:tc>
       </w:tr>
       <w:tr>
-        <w:tblPrEx>
-          <w:tblCellMar>
-            <w:top w:w="0" w:type="dxa"/>
-            <w:bottom w:w="0" w:type="dxa"/>
-          </w:tblCellMar>
-        </w:tblPrEx>
         <w:tc>
           <w:tcPr>
             <w:tcW w:w="0" w:type="auto"/>
@@ -4123,7 +5000,43 @@
                 <w:sz w:val="20"/>
                 <w:szCs w:val="20"/>
               </w:rPr>
-              <w:t>class Array { T data[N]; };  // N is fixed at compile time</w:t>
+              <w:t xml:space="preserve">class Array </w:t>
+            </w:r>
+            <w:proofErr w:type="gramStart"/>
+            <w:r>
+              <w:rPr>
+                <w:color w:val="1A1A1A"/>
+                <w:sz w:val="20"/>
+                <w:szCs w:val="20"/>
+              </w:rPr>
+              <w:t>{ T</w:t>
+            </w:r>
+            <w:proofErr w:type="gramEnd"/>
+            <w:r>
+              <w:rPr>
+                <w:color w:val="1A1A1A"/>
+                <w:sz w:val="20"/>
+                <w:szCs w:val="20"/>
+              </w:rPr>
+              <w:t xml:space="preserve"> data[N]</w:t>
+            </w:r>
+            <w:proofErr w:type="gramStart"/>
+            <w:r>
+              <w:rPr>
+                <w:color w:val="1A1A1A"/>
+                <w:sz w:val="20"/>
+                <w:szCs w:val="20"/>
+              </w:rPr>
+              <w:t>; };  /</w:t>
+            </w:r>
+            <w:proofErr w:type="gramEnd"/>
+            <w:r>
+              <w:rPr>
+                <w:color w:val="1A1A1A"/>
+                <w:sz w:val="20"/>
+                <w:szCs w:val="20"/>
+              </w:rPr>
+              <w:t>/ N is fixed at compile time</w:t>
             </w:r>
           </w:p>
           <w:p>
@@ -4141,7 +5054,25 @@
                 <w:sz w:val="20"/>
                 <w:szCs w:val="20"/>
               </w:rPr>
-              <w:t xml:space="preserve">Array&lt;int, 10&gt; a;  // array of 10 </w:t>
+              <w:t xml:space="preserve">Array&lt;int, 10&gt; </w:t>
+            </w:r>
+            <w:proofErr w:type="gramStart"/>
+            <w:r>
+              <w:rPr>
+                <w:color w:val="1A1A1A"/>
+                <w:sz w:val="20"/>
+                <w:szCs w:val="20"/>
+              </w:rPr>
+              <w:t>a;  /</w:t>
+            </w:r>
+            <w:proofErr w:type="gramEnd"/>
+            <w:r>
+              <w:rPr>
+                <w:color w:val="1A1A1A"/>
+                <w:sz w:val="20"/>
+                <w:szCs w:val="20"/>
+              </w:rPr>
+              <w:t xml:space="preserve">/ array of 10 </w:t>
             </w:r>
             <w:proofErr w:type="spellStart"/>
             <w:r>
@@ -4204,12 +5135,6 @@
         <w:gridCol w:w="9360"/>
       </w:tblGrid>
       <w:tr>
-        <w:tblPrEx>
-          <w:tblCellMar>
-            <w:top w:w="0" w:type="dxa"/>
-            <w:bottom w:w="0" w:type="dxa"/>
-          </w:tblCellMar>
-        </w:tblPrEx>
         <w:tc>
           <w:tcPr>
             <w:tcW w:w="0" w:type="auto"/>
@@ -4242,12 +5167,6 @@
         </w:tc>
       </w:tr>
       <w:tr>
-        <w:tblPrEx>
-          <w:tblCellMar>
-            <w:top w:w="0" w:type="dxa"/>
-            <w:bottom w:w="0" w:type="dxa"/>
-          </w:tblCellMar>
-        </w:tblPrEx>
         <w:tc>
           <w:tcPr>
             <w:tcW w:w="0" w:type="auto"/>
@@ -4377,12 +5296,6 @@
         <w:gridCol w:w="9360"/>
       </w:tblGrid>
       <w:tr>
-        <w:tblPrEx>
-          <w:tblCellMar>
-            <w:top w:w="0" w:type="dxa"/>
-            <w:bottom w:w="0" w:type="dxa"/>
-          </w:tblCellMar>
-        </w:tblPrEx>
         <w:tc>
           <w:tcPr>
             <w:tcW w:w="0" w:type="auto"/>
@@ -4415,12 +5328,6 @@
         </w:tc>
       </w:tr>
       <w:tr>
-        <w:tblPrEx>
-          <w:tblCellMar>
-            <w:top w:w="0" w:type="dxa"/>
-            <w:bottom w:w="0" w:type="dxa"/>
-          </w:tblCellMar>
-        </w:tblPrEx>
         <w:tc>
           <w:tcPr>
             <w:tcW w:w="0" w:type="auto"/>
@@ -4479,7 +5386,25 @@
                 <w:sz w:val="20"/>
                 <w:szCs w:val="20"/>
               </w:rPr>
-              <w:t>Example: Factorial&lt;5&gt;::value is computed to 120 by the compiler.</w:t>
+              <w:t>Example: Factorial&lt;5</w:t>
+            </w:r>
+            <w:proofErr w:type="gramStart"/>
+            <w:r>
+              <w:rPr>
+                <w:color w:val="1A1A1A"/>
+                <w:sz w:val="20"/>
+                <w:szCs w:val="20"/>
+              </w:rPr>
+              <w:t>&gt;::</w:t>
+            </w:r>
+            <w:proofErr w:type="gramEnd"/>
+            <w:r>
+              <w:rPr>
+                <w:color w:val="1A1A1A"/>
+                <w:sz w:val="20"/>
+                <w:szCs w:val="20"/>
+              </w:rPr>
+              <w:t>value is computed to 120 by the compiler.</w:t>
             </w:r>
           </w:p>
           <w:p>
@@ -4505,7 +5430,25 @@
                 <w:sz w:val="20"/>
                 <w:szCs w:val="20"/>
               </w:rPr>
-              <w:t>TMP is Turing complete — you can compute anything at compile time.</w:t>
+              <w:t xml:space="preserve">TMP is Turing complete — you can compute anything at </w:t>
+            </w:r>
+            <w:proofErr w:type="gramStart"/>
+            <w:r>
+              <w:rPr>
+                <w:color w:val="1A1A1A"/>
+                <w:sz w:val="20"/>
+                <w:szCs w:val="20"/>
+              </w:rPr>
+              <w:t>compile</w:t>
+            </w:r>
+            <w:proofErr w:type="gramEnd"/>
+            <w:r>
+              <w:rPr>
+                <w:color w:val="1A1A1A"/>
+                <w:sz w:val="20"/>
+                <w:szCs w:val="20"/>
+              </w:rPr>
+              <w:t xml:space="preserve"> time.</w:t>
             </w:r>
           </w:p>
         </w:tc>
@@ -4537,12 +5480,6 @@
         <w:gridCol w:w="9360"/>
       </w:tblGrid>
       <w:tr>
-        <w:tblPrEx>
-          <w:tblCellMar>
-            <w:top w:w="0" w:type="dxa"/>
-            <w:bottom w:w="0" w:type="dxa"/>
-          </w:tblCellMar>
-        </w:tblPrEx>
         <w:tc>
           <w:tcPr>
             <w:tcW w:w="0" w:type="auto"/>
@@ -4575,12 +5512,6 @@
         </w:tc>
       </w:tr>
       <w:tr>
-        <w:tblPrEx>
-          <w:tblCellMar>
-            <w:top w:w="0" w:type="dxa"/>
-            <w:bottom w:w="0" w:type="dxa"/>
-          </w:tblCellMar>
-        </w:tblPrEx>
         <w:tc>
           <w:tcPr>
             <w:tcW w:w="0" w:type="auto"/>
@@ -4633,6 +5564,7 @@
             <w:pPr>
               <w:spacing w:before="22" w:after="22"/>
             </w:pPr>
+            <w:proofErr w:type="gramStart"/>
             <w:r>
               <w:rPr>
                 <w:color w:val="1A1A1A"/>
@@ -4642,6 +5574,7 @@
               <w:t>std::</w:t>
             </w:r>
             <w:proofErr w:type="spellStart"/>
+            <w:proofErr w:type="gramEnd"/>
             <w:r>
               <w:rPr>
                 <w:color w:val="1A1A1A"/>
@@ -4657,13 +5590,32 @@
                 <w:sz w:val="20"/>
                 <w:szCs w:val="20"/>
               </w:rPr>
-              <w:t>&lt;int&gt;::value   → true</w:t>
+              <w:t>&lt;int</w:t>
+            </w:r>
+            <w:proofErr w:type="gramStart"/>
+            <w:r>
+              <w:rPr>
+                <w:color w:val="1A1A1A"/>
+                <w:sz w:val="20"/>
+                <w:szCs w:val="20"/>
+              </w:rPr>
+              <w:t>&gt;::</w:t>
+            </w:r>
+            <w:proofErr w:type="gramEnd"/>
+            <w:r>
+              <w:rPr>
+                <w:color w:val="1A1A1A"/>
+                <w:sz w:val="20"/>
+                <w:szCs w:val="20"/>
+              </w:rPr>
+              <w:t>value   → true</w:t>
             </w:r>
           </w:p>
           <w:p>
             <w:pPr>
               <w:spacing w:before="22" w:after="22"/>
             </w:pPr>
+            <w:proofErr w:type="gramStart"/>
             <w:r>
               <w:rPr>
                 <w:color w:val="1A1A1A"/>
@@ -4673,6 +5625,7 @@
               <w:t>std::</w:t>
             </w:r>
             <w:proofErr w:type="spellStart"/>
+            <w:proofErr w:type="gramEnd"/>
             <w:r>
               <w:rPr>
                 <w:color w:val="1A1A1A"/>
@@ -4688,13 +5641,32 @@
                 <w:sz w:val="20"/>
                 <w:szCs w:val="20"/>
               </w:rPr>
-              <w:t>&lt;int*&gt;::value   → true</w:t>
+              <w:t>&lt;int*</w:t>
+            </w:r>
+            <w:proofErr w:type="gramStart"/>
+            <w:r>
+              <w:rPr>
+                <w:color w:val="1A1A1A"/>
+                <w:sz w:val="20"/>
+                <w:szCs w:val="20"/>
+              </w:rPr>
+              <w:t>&gt;::</w:t>
+            </w:r>
+            <w:proofErr w:type="gramEnd"/>
+            <w:r>
+              <w:rPr>
+                <w:color w:val="1A1A1A"/>
+                <w:sz w:val="20"/>
+                <w:szCs w:val="20"/>
+              </w:rPr>
+              <w:t>value   → true</w:t>
             </w:r>
           </w:p>
           <w:p>
             <w:pPr>
               <w:spacing w:before="22" w:after="22"/>
             </w:pPr>
+            <w:proofErr w:type="gramStart"/>
             <w:r>
               <w:rPr>
                 <w:color w:val="1A1A1A"/>
@@ -4704,6 +5676,7 @@
               <w:t>std::</w:t>
             </w:r>
             <w:proofErr w:type="spellStart"/>
+            <w:proofErr w:type="gramEnd"/>
             <w:r>
               <w:rPr>
                 <w:color w:val="1A1A1A"/>
@@ -4722,6 +5695,7 @@
               <w:t>&lt;</w:t>
             </w:r>
             <w:proofErr w:type="spellStart"/>
+            <w:proofErr w:type="gramStart"/>
             <w:r>
               <w:rPr>
                 <w:color w:val="1A1A1A"/>
@@ -4737,13 +5711,23 @@
                 <w:sz w:val="20"/>
                 <w:szCs w:val="20"/>
               </w:rPr>
-              <w:t>&gt;::value  → false</w:t>
+              <w:t>&gt;::value  →</w:t>
+            </w:r>
+            <w:proofErr w:type="gramEnd"/>
+            <w:r>
+              <w:rPr>
+                <w:color w:val="1A1A1A"/>
+                <w:sz w:val="20"/>
+                <w:szCs w:val="20"/>
+              </w:rPr>
+              <w:t xml:space="preserve"> false</w:t>
             </w:r>
           </w:p>
           <w:p>
             <w:pPr>
               <w:spacing w:before="22" w:after="22"/>
             </w:pPr>
+            <w:proofErr w:type="gramStart"/>
             <w:r>
               <w:rPr>
                 <w:color w:val="1A1A1A"/>
@@ -4753,6 +5737,7 @@
               <w:t>std::</w:t>
             </w:r>
             <w:proofErr w:type="spellStart"/>
+            <w:proofErr w:type="gramEnd"/>
             <w:r>
               <w:rPr>
                 <w:color w:val="1A1A1A"/>
@@ -4768,7 +5753,25 @@
                 <w:sz w:val="20"/>
                 <w:szCs w:val="20"/>
               </w:rPr>
-              <w:t>&lt;int*&gt;::type → int</w:t>
+              <w:t>&lt;int*</w:t>
+            </w:r>
+            <w:proofErr w:type="gramStart"/>
+            <w:r>
+              <w:rPr>
+                <w:color w:val="1A1A1A"/>
+                <w:sz w:val="20"/>
+                <w:szCs w:val="20"/>
+              </w:rPr>
+              <w:t>&gt;::</w:t>
+            </w:r>
+            <w:proofErr w:type="gramEnd"/>
+            <w:r>
+              <w:rPr>
+                <w:color w:val="1A1A1A"/>
+                <w:sz w:val="20"/>
+                <w:szCs w:val="20"/>
+              </w:rPr>
+              <w:t>type → int</w:t>
             </w:r>
           </w:p>
           <w:p>
@@ -4836,12 +5839,6 @@
         <w:gridCol w:w="9360"/>
       </w:tblGrid>
       <w:tr>
-        <w:tblPrEx>
-          <w:tblCellMar>
-            <w:top w:w="0" w:type="dxa"/>
-            <w:bottom w:w="0" w:type="dxa"/>
-          </w:tblCellMar>
-        </w:tblPrEx>
         <w:tc>
           <w:tcPr>
             <w:tcW w:w="0" w:type="auto"/>
@@ -4896,12 +5893,6 @@
         </w:tc>
       </w:tr>
       <w:tr>
-        <w:tblPrEx>
-          <w:tblCellMar>
-            <w:top w:w="0" w:type="dxa"/>
-            <w:bottom w:w="0" w:type="dxa"/>
-          </w:tblCellMar>
-        </w:tblPrEx>
         <w:tc>
           <w:tcPr>
             <w:tcW w:w="0" w:type="auto"/>
@@ -4980,8 +5971,90 @@
                 <w:sz w:val="20"/>
                 <w:szCs w:val="20"/>
               </w:rPr>
-              <w:t xml:space="preserve"> int fact(int n) { return n&lt;=1 ? 1 : n*fact(n-1); }</w:t>
-            </w:r>
+              <w:t xml:space="preserve"> int </w:t>
+            </w:r>
+            <w:proofErr w:type="gramStart"/>
+            <w:r>
+              <w:rPr>
+                <w:color w:val="1A1A1A"/>
+                <w:sz w:val="20"/>
+                <w:szCs w:val="20"/>
+              </w:rPr>
+              <w:t>fact(</w:t>
+            </w:r>
+            <w:proofErr w:type="gramEnd"/>
+            <w:r>
+              <w:rPr>
+                <w:color w:val="1A1A1A"/>
+                <w:sz w:val="20"/>
+                <w:szCs w:val="20"/>
+              </w:rPr>
+              <w:t xml:space="preserve">int n) </w:t>
+            </w:r>
+            <w:proofErr w:type="gramStart"/>
+            <w:r>
+              <w:rPr>
+                <w:color w:val="1A1A1A"/>
+                <w:sz w:val="20"/>
+                <w:szCs w:val="20"/>
+              </w:rPr>
+              <w:t>{ return</w:t>
+            </w:r>
+            <w:proofErr w:type="gramEnd"/>
+            <w:r>
+              <w:rPr>
+                <w:color w:val="1A1A1A"/>
+                <w:sz w:val="20"/>
+                <w:szCs w:val="20"/>
+              </w:rPr>
+              <w:t xml:space="preserve"> n&lt;=</w:t>
+            </w:r>
+            <w:proofErr w:type="gramStart"/>
+            <w:r>
+              <w:rPr>
+                <w:color w:val="1A1A1A"/>
+                <w:sz w:val="20"/>
+                <w:szCs w:val="20"/>
+              </w:rPr>
+              <w:t>1 ?</w:t>
+            </w:r>
+            <w:proofErr w:type="gramEnd"/>
+            <w:r>
+              <w:rPr>
+                <w:color w:val="1A1A1A"/>
+                <w:sz w:val="20"/>
+                <w:szCs w:val="20"/>
+              </w:rPr>
+              <w:t xml:space="preserve"> </w:t>
+            </w:r>
+            <w:proofErr w:type="gramStart"/>
+            <w:r>
+              <w:rPr>
+                <w:color w:val="1A1A1A"/>
+                <w:sz w:val="20"/>
+                <w:szCs w:val="20"/>
+              </w:rPr>
+              <w:t>1 :</w:t>
+            </w:r>
+            <w:proofErr w:type="gramEnd"/>
+            <w:r>
+              <w:rPr>
+                <w:color w:val="1A1A1A"/>
+                <w:sz w:val="20"/>
+                <w:szCs w:val="20"/>
+              </w:rPr>
+              <w:t xml:space="preserve"> n*fact(n-1)</w:t>
+            </w:r>
+            <w:proofErr w:type="gramStart"/>
+            <w:r>
+              <w:rPr>
+                <w:color w:val="1A1A1A"/>
+                <w:sz w:val="20"/>
+                <w:szCs w:val="20"/>
+              </w:rPr>
+              <w:t>; }</w:t>
+            </w:r>
+            <w:proofErr w:type="gramEnd"/>
           </w:p>
           <w:p>
             <w:pPr>
@@ -5003,7 +6076,43 @@
                 <w:sz w:val="20"/>
                 <w:szCs w:val="20"/>
               </w:rPr>
-              <w:t xml:space="preserve"> int x = fact(5);  // x = 120, no runtime cost</w:t>
+              <w:t xml:space="preserve"> int x = </w:t>
+            </w:r>
+            <w:proofErr w:type="gramStart"/>
+            <w:r>
+              <w:rPr>
+                <w:color w:val="1A1A1A"/>
+                <w:sz w:val="20"/>
+                <w:szCs w:val="20"/>
+              </w:rPr>
+              <w:t>fact(</w:t>
+            </w:r>
+            <w:proofErr w:type="gramEnd"/>
+            <w:r>
+              <w:rPr>
+                <w:color w:val="1A1A1A"/>
+                <w:sz w:val="20"/>
+                <w:szCs w:val="20"/>
+              </w:rPr>
+              <w:t>5</w:t>
+            </w:r>
+            <w:proofErr w:type="gramStart"/>
+            <w:r>
+              <w:rPr>
+                <w:color w:val="1A1A1A"/>
+                <w:sz w:val="20"/>
+                <w:szCs w:val="20"/>
+              </w:rPr>
+              <w:t>);  /</w:t>
+            </w:r>
+            <w:proofErr w:type="gramEnd"/>
+            <w:r>
+              <w:rPr>
+                <w:color w:val="1A1A1A"/>
+                <w:sz w:val="20"/>
+                <w:szCs w:val="20"/>
+              </w:rPr>
+              <w:t>/ x = 120, no runtime cost</w:t>
             </w:r>
           </w:p>
           <w:p>
@@ -5102,12 +6211,6 @@
         <w:gridCol w:w="9360"/>
       </w:tblGrid>
       <w:tr>
-        <w:tblPrEx>
-          <w:tblCellMar>
-            <w:top w:w="0" w:type="dxa"/>
-            <w:bottom w:w="0" w:type="dxa"/>
-          </w:tblCellMar>
-        </w:tblPrEx>
         <w:tc>
           <w:tcPr>
             <w:tcW w:w="0" w:type="auto"/>
@@ -5162,12 +6265,6 @@
         </w:tc>
       </w:tr>
       <w:tr>
-        <w:tblPrEx>
-          <w:tblCellMar>
-            <w:top w:w="0" w:type="dxa"/>
-            <w:bottom w:w="0" w:type="dxa"/>
-          </w:tblCellMar>
-        </w:tblPrEx>
         <w:tc>
           <w:tcPr>
             <w:tcW w:w="0" w:type="auto"/>
@@ -5342,7 +6439,25 @@
         <w:sz w:val="17"/>
         <w:szCs w:val="17"/>
       </w:rPr>
-      <w:t xml:space="preserve">Advanced Programming — Templates &amp; Metaprogramming  |  Page </w:t>
+      <w:t xml:space="preserve">Advanced Programming — Templates &amp; </w:t>
+    </w:r>
+    <w:proofErr w:type="gramStart"/>
+    <w:r>
+      <w:rPr>
+        <w:color w:val="888888"/>
+        <w:sz w:val="17"/>
+        <w:szCs w:val="17"/>
+      </w:rPr>
+      <w:t>Metaprogramming  |</w:t>
+    </w:r>
+    <w:proofErr w:type="gramEnd"/>
+    <w:r>
+      <w:rPr>
+        <w:color w:val="888888"/>
+        <w:sz w:val="17"/>
+        <w:szCs w:val="17"/>
+      </w:rPr>
+      <w:t xml:space="preserve">  Page </w:t>
     </w:r>
     <w:r>
       <w:rPr>
